--- a/procedure-lyreco/FIC-SG-001_Contacts_utiles.docx
+++ b/procedure-lyreco/FIC-SG-001_Contacts_utiles.docx
@@ -874,7 +874,7 @@
                 <w:sz w:val="17"/>
                 <w:szCs w:val="17"/>
               </w:rPr>
-              <w:t xml:space="preserve">Marjorie GRAND — assistante Direction Générale et membres de la Direction</w:t>
+              <w:t xml:space="preserve">Virginie GRAND — assistante Direction Générale et membres de la Direction</w:t>
             </w:r>
           </w:p>
         </w:tc>
